--- a/iot_outreach_vorlagen.docx
+++ b/iot_outreach_vorlagen.docx
@@ -21,7 +21,7 @@
           <w:color w:val="787878"/>
           <w:sz w:val="20"/>
         </w:rPr>
-        <w:t>117 vollständige Anschreiben über alle Pipelines · [VIDEO-LINK] vor Versand ersetzen</w:t>
+        <w:t>116 vollständige Anschreiben über alle Pipelines · [VIDEO-LINK] vor Versand ersetzen</w:t>
       </w:r>
     </w:p>
     <w:p>
@@ -3027,75 +3027,6 @@
     <w:p>
       <w:r>
         <w:t>Konkret zu Ihnen: Entwickelt und fertigt vernetzte Smart-Building-Komponenten inkl.</w:t>
-      </w:r>
-    </w:p>
-    <w:p>
-      <w:r>
-        <w:t>Hätten Sie 20 Minuten für einen kurzen Austausch? Gerne schicke ich Ihnen vorab ein 2-minütiges Video, das unsere Plattform zeigt.</w:t>
-      </w:r>
-    </w:p>
-    <w:p>
-      <w:r>
-        <w:t>Mit freundlichen Grüßen</w:t>
-        <w:br/>
-        <w:t>Marc Höppner · neogeo</w:t>
-      </w:r>
-    </w:p>
-    <w:p/>
-    <w:p>
-      <w:pPr>
-        <w:pStyle w:val="Heading2"/>
-      </w:pPr>
-      <w:r>
-        <w:t>Pepperl+Fuchs SE</w:t>
-      </w:r>
-    </w:p>
-    <w:p>
-      <w:r>
-        <w:rPr>
-          <w:color w:val="787878"/>
-          <w:sz w:val="16"/>
-        </w:rPr>
-        <w:t>Score 71%  ·  Sensorik &amp; Prozessautomatisierung  ·  Mannheim, Baden-Württemberg</w:t>
-      </w:r>
-    </w:p>
-    <w:p>
-      <w:r>
-        <w:rPr>
-          <w:b/>
-          <w:sz w:val="18"/>
-        </w:rPr>
-        <w:t>Ansprechpartner: Dr. Gunther Kegel</w:t>
-      </w:r>
-    </w:p>
-    <w:p>
-      <w:r>
-        <w:rPr>
-          <w:b/>
-        </w:rPr>
-        <w:t xml:space="preserve">Betreff: </w:t>
-      </w:r>
-      <w:r>
-        <w:rPr>
-          <w:i/>
-          <w:color w:val="29417A"/>
-        </w:rPr>
-        <w:t>Pepperl+Fuchs: IoT-Plattform &amp; Anlagen-Monitoring aus einer Hand?</w:t>
-      </w:r>
-    </w:p>
-    <w:p>
-      <w:r>
-        <w:t>Sehr geehrte/r Frau/Herr Kegel,</w:t>
-      </w:r>
-    </w:p>
-    <w:p>
-      <w:r>
-        <w:t>wir entwickeln seit über 20 Jahren IoT- und Anlagenverwaltungs-Plattformen — unter anderem 24 Jahre lang die komplette Betriebsführung für den Energieversorger HanseWerk Natur.</w:t>
-      </w:r>
-    </w:p>
-    <w:p>
-      <w:r>
-        <w:t>Konkret zu Ihnen: Bietet bereits IIoT-Gesamtportfolio (WILSEN, LIDAR).</w:t>
       </w:r>
     </w:p>
     <w:p>
@@ -9865,48 +9796,6 @@
           <w:p>
             <w:r>
               <w:t>Insta: IoT-Plattform &amp; Anlagen-Monitoring aus einer Hand?</w:t>
-            </w:r>
-          </w:p>
-        </w:tc>
-      </w:tr>
-      <w:tr>
-        <w:tc>
-          <w:tcPr>
-            <w:tcW w:type="dxa" w:w="2160"/>
-          </w:tcPr>
-          <w:p>
-            <w:r>
-              <w:t>IoT</w:t>
-            </w:r>
-          </w:p>
-        </w:tc>
-        <w:tc>
-          <w:tcPr>
-            <w:tcW w:type="dxa" w:w="2160"/>
-          </w:tcPr>
-          <w:p>
-            <w:r>
-              <w:t>Pepperl+Fuchs SE</w:t>
-            </w:r>
-          </w:p>
-        </w:tc>
-        <w:tc>
-          <w:tcPr>
-            <w:tcW w:type="dxa" w:w="2160"/>
-          </w:tcPr>
-          <w:p>
-            <w:r>
-              <w:t>71%</w:t>
-            </w:r>
-          </w:p>
-        </w:tc>
-        <w:tc>
-          <w:tcPr>
-            <w:tcW w:type="dxa" w:w="2160"/>
-          </w:tcPr>
-          <w:p>
-            <w:r>
-              <w:t>Pepperl+Fuchs: IoT-Plattform &amp; Anlagen-Monitoring aus einer Hand?</w:t>
             </w:r>
           </w:p>
         </w:tc>
